--- a/02_3-5/3-5_Teacher_Guide.docx
+++ b/02_3-5/3-5_Teacher_Guide.docx
@@ -70,7 +70,7 @@
           <w:color w:val="2B2D42"/>
           <w:sz w:val="88"/>
         </w:rPr>
-        <w:t>[Logo: Hackles]</w:t>
+        <w:t>Teacher Guide</w:t>
       </w:r>
     </w:p>
     <w:p>
@@ -628,7 +628,7 @@
           <w:color w:val="2B2D42"/>
           <w:sz w:val="21"/>
         </w:rPr>
-        <w:t>A free kit by Competence Collective · competencecollective.org · quillsup.org</w:t>
+        <w:t>Hackles · a free kit · quillsup.org</w:t>
       </w:r>
     </w:p>
     <w:p>
@@ -702,7 +702,7 @@
           <w:b/>
           <w:sz w:val="22"/>
         </w:rPr>
-        <w:t>Hackles · Grades 3-5 · Teacher Guide</w:t>
+        <w:t>Hands-On Hackers (the good kind) (ages 8-10)</w:t>
       </w:r>
     </w:p>
     <w:p>
@@ -714,7 +714,7 @@
           <w:b/>
           <w:sz w:val="22"/>
         </w:rPr>
-        <w:t>About Hackles and Competence Collective</w:t>
+        <w:t>About Hackles</w:t>
       </w:r>
     </w:p>
     <w:p>
@@ -935,6 +935,74 @@
           <w:sz w:val="17"/>
         </w:rPr>
         <w:t>In Word: right-click this list and choose Update Field to add page numbers.</w:t>
+      </w:r>
+    </w:p>
+    <w:p>
+      <w:pPr>
+        <w:spacing w:before="0" w:after="0"/>
+      </w:pPr>
+      <w:r>
+        <w:rPr>
+          <w:sz w:val="4"/>
+        </w:rPr>
+      </w:r>
+      <w:r>
+        <w:br w:type="page"/>
+      </w:r>
+    </w:p>
+    <w:p>
+      <w:pPr>
+        <w:pStyle w:val="Heading2"/>
+        <w:pBdr>
+          <w:top w:val="single" w:sz="18" w:space="6" w:color="FF8A3D"/>
+        </w:pBdr>
+        <w:spacing w:before="320"/>
+      </w:pPr>
+      <w:r>
+        <w:rPr/>
+        <w:t>Hands-On Hackers (the good kind) (ages 8-10)</w:t>
+      </w:r>
+    </w:p>
+    <w:p>
+      <w:r>
+        <w:rPr>
+          <w:b/>
+        </w:rPr>
+        <w:t>Trust your hackles.</w:t>
+      </w:r>
+      <w:r>
+        <w:rPr/>
+        <w:t xml:space="preserve"> Pause · Check · Tell</w:t>
+      </w:r>
+    </w:p>
+    <w:p>
+      <w:r>
+        <w:rPr/>
+        <w:t>Hackles · a free kit · quillsup.org</w:t>
+      </w:r>
+    </w:p>
+    <w:p>
+      <w:r>
+        <w:rPr/>
+        <w:t>© 2026 Competence Collective. Lesson text and teaching materials: CC BY-NC 4.0 (free to print, share and adapt for non-commercial use with credit). The Hackles name, logos, characters and artwork are not covered by that license: print and share them unaltered for classroom and family use; any other use needs written permission. [VERIFY with counsel]</w:t>
+      </w:r>
+    </w:p>
+    <w:p>
+      <w:r>
+        <w:rPr/>
+        <w:t xml:space="preserve">10 lessons, 15 minutes each, no devices required. </w:t>
+      </w:r>
+      <w:r>
+        <w:rPr>
+          <w:b/>
+        </w:rPr>
+        <w:t>No student accounts, no student data collected, ever.</w:t>
+      </w:r>
+    </w:p>
+    <w:p>
+      <w:r>
+        <w:rPr/>
+        <w:t>Status: DRAFT for counselor, legal and teacher review before sale. Items marked [VERIFY] need checking against a primary source before publication.</w:t>
       </w:r>
     </w:p>
     <w:p>
@@ -975,62 +1043,41 @@
       </w:pPr>
       <w:r>
         <w:rPr/>
-        <w:t>Hackles · Grades 3-5 · Teacher Guide</w:t>
-      </w:r>
-    </w:p>
-    <w:p>
-      <w:pPr>
-        <w:pStyle w:val="Heading2"/>
-        <w:pBdr>
-          <w:top w:val="single" w:sz="18" w:space="6" w:color="FF8A3D"/>
-        </w:pBdr>
-        <w:spacing w:before="320"/>
-      </w:pPr>
-      <w:r>
-        <w:rPr/>
-        <w:t>Hands-On Hackers (the good kind) (ages 8-10)</w:t>
-      </w:r>
-    </w:p>
-    <w:p>
+        <w:t>About Hackles</w:t>
+      </w:r>
+    </w:p>
+    <w:p>
+      <w:r>
+        <w:rPr/>
+        <w:t>Hackles is a free classroom kit for ages 5 to 18. Free on purpose. Every child deserves to know what to do in a tricky moment online, and no teacher should have to buy a program to teach it. There are no accounts, no logins and no student data, ever. The whole kit is at quillsup.org.</w:t>
+      </w:r>
+    </w:p>
+    <w:p>
+      <w:r>
+        <w:rPr/>
+        <w:t xml:space="preserve">Your hackles are what rise on the back of your neck when something feels off. The kit teaches children to notice that feeling and act on it: </w:t>
+      </w:r>
       <w:r>
         <w:rPr>
           <w:b/>
         </w:rPr>
-        <w:t>Trust your hackles.</w:t>
-      </w:r>
-      <w:r>
-        <w:rPr/>
-        <w:t xml:space="preserve"> Pause · Check · Tell</w:t>
-      </w:r>
-    </w:p>
-    <w:p>
-      <w:r>
-        <w:rPr/>
-        <w:t>A free kit by Competence Collective · competencecollective.org · quillsup.org</w:t>
-      </w:r>
-    </w:p>
-    <w:p>
-      <w:r>
-        <w:rPr/>
-        <w:t>© 2026 Competence Collective. Lesson text and teaching materials: CC BY-NC 4.0 (free to print, share and adapt for non-commercial use with credit). The Hackles name, logos, characters and artwork are not covered by that license: print and share them unaltered for classroom and family use; any other use needs written permission. [VERIFY with counsel]</w:t>
-      </w:r>
-    </w:p>
-    <w:p>
-      <w:r>
-        <w:rPr/>
-        <w:t xml:space="preserve">10 lessons, 15 minutes each, no devices required. </w:t>
-      </w:r>
-      <w:r>
-        <w:rPr>
-          <w:b/>
-        </w:rPr>
-        <w:t>No student accounts, no student data collected, ever.</w:t>
-      </w:r>
-    </w:p>
-    <w:p>
-      <w:r>
-        <w:rPr/>
-        <w:t>Status: DRAFT for counselor, legal and teacher review before sale. Items marked [VERIFY] need checking against a primary source before publication.</w:t>
+        <w:t>Hackles up? Pause. Check. Tell.</w:t>
+      </w:r>
+      <w:r>
+        <w:rPr/>
+        <w:t xml:space="preserve"> "Trust your hackles" does not mean "you must always be right." A false alarm is fine, and welcome. If the hackles were ignored, or someone was tricked anyway, it is never the child's fault. The next step is to tell someone.</w:t>
+      </w:r>
+    </w:p>
+    <w:p>
+      <w:r>
+        <w:rPr/>
+        <w:t>Feedback, corrections and ideas are welcome: [CONTACT: to be added].</w:t>
+      </w:r>
+    </w:p>
+    <w:p>
+      <w:r>
+        <w:rPr/>
+        <w:t>Where it leads: Hackles is the first step on a path that continues with free resources such as picoCTF and CYBER.ORG. (This note is for adults only and appears on no student page.)</w:t>
       </w:r>
     </w:p>
     <w:p>
@@ -1071,41 +1118,166 @@
       </w:pPr>
       <w:r>
         <w:rPr/>
-        <w:t>About Hackles and Competence Collective</w:t>
-      </w:r>
-    </w:p>
-    <w:p>
-      <w:r>
-        <w:rPr/>
-        <w:t>Hackles is a free classroom kit from Competence Collective. Free on purpose. Every child deserves to know what to do in a tricky moment online, and no teacher should have to buy a program to teach it. Competence Collective builds hands-on, practice-first learning for cybersecurity skills.</w:t>
-      </w:r>
-    </w:p>
-    <w:p>
-      <w:r>
-        <w:rPr/>
-        <w:t xml:space="preserve">Your hackles are what rise on the back of your neck when something feels off. The kit teaches children to notice that feeling and act on it: </w:t>
-      </w:r>
-      <w:r>
-        <w:rPr>
-          <w:b/>
-        </w:rPr>
-        <w:t>Hackles up? Pause. Check. Tell.</w:t>
-      </w:r>
-      <w:r>
-        <w:rPr/>
-        <w:t xml:space="preserve"> "Trust your hackles" does not mean "you must always be right." A false alarm is fine, and welcome. If the hackles were ignored, or someone was tricked anyway, it is never the child's fault. The next step is to tell someone.</w:t>
-      </w:r>
-    </w:p>
-    <w:p>
-      <w:r>
-        <w:rPr/>
-        <w:t>Feedback, corrections and ideas are welcome: [CONTACT: to be added].</w:t>
-      </w:r>
-    </w:p>
-    <w:p>
-      <w:r>
-        <w:rPr/>
-        <w:t>Where it leads: Hackles is the first step on a path that continues with free resources such as picoCTF and CYBER.ORG. College and professional learners can go on to Competence Collective's Red Herrings (redherrings.app) and Hotwash (hotwa.sh). (This note is for adults only and appears on no student page.)</w:t>
+        <w:t>Contents</w:t>
+      </w:r>
+    </w:p>
+    <w:p>
+      <w:pPr>
+        <w:pStyle w:val="ListBullet"/>
+      </w:pPr>
+      <w:r>
+        <w:rPr/>
+        <w:t>Part 1: Welcome and how to use this guide</w:t>
+      </w:r>
+    </w:p>
+    <w:p>
+      <w:pPr>
+        <w:pStyle w:val="ListBullet"/>
+      </w:pPr>
+      <w:r>
+        <w:rPr/>
+        <w:t>Part 2: The Hackles up? - Pause - Check - Tell routine</w:t>
+      </w:r>
+    </w:p>
+    <w:p>
+      <w:pPr>
+        <w:pStyle w:val="ListBullet"/>
+      </w:pPr>
+      <w:r>
+        <w:rPr/>
+        <w:t>Part 3: Meet the Hands-On Hackers (recurring characters)</w:t>
+      </w:r>
+    </w:p>
+    <w:p>
+      <w:pPr>
+        <w:pStyle w:val="ListBullet"/>
+      </w:pPr>
+      <w:r>
+        <w:rPr/>
+        <w:t>Part 4: Pacing guide and materials list</w:t>
+      </w:r>
+    </w:p>
+    <w:p>
+      <w:pPr>
+        <w:pStyle w:val="ListBullet"/>
+      </w:pPr>
+      <w:r>
+        <w:rPr/>
+        <w:t>Part 5: Before you teach: disclosures and mandatory reporting (read this first)</w:t>
+      </w:r>
+    </w:p>
+    <w:p>
+      <w:pPr>
+        <w:pStyle w:val="ListBullet"/>
+      </w:pPr>
+      <w:r>
+        <w:rPr/>
+        <w:t>Part 6: The 10 lessons</w:t>
+      </w:r>
+    </w:p>
+    <w:p>
+      <w:pPr>
+        <w:pStyle w:val="ListBullet"/>
+      </w:pPr>
+      <w:r>
+        <w:rPr/>
+        <w:t>Lesson 1: The Help Ladder</w:t>
+      </w:r>
+    </w:p>
+    <w:p>
+      <w:pPr>
+        <w:pStyle w:val="ListBullet"/>
+      </w:pPr>
+      <w:r>
+        <w:rPr/>
+        <w:t>Lesson 2: Passphrase Lab</w:t>
+      </w:r>
+    </w:p>
+    <w:p>
+      <w:pPr>
+        <w:pStyle w:val="ListBullet"/>
+      </w:pPr>
+      <w:r>
+        <w:rPr/>
+        <w:t>Lesson 3: Scam Spotters</w:t>
+      </w:r>
+    </w:p>
+    <w:p>
+      <w:pPr>
+        <w:pStyle w:val="ListBullet"/>
+      </w:pPr>
+      <w:r>
+        <w:rPr/>
+        <w:t>Lesson 4: Secret Code Lab</w:t>
+      </w:r>
+    </w:p>
+    <w:p>
+      <w:pPr>
+        <w:pStyle w:val="ListBullet"/>
+      </w:pPr>
+      <w:r>
+        <w:rPr/>
+        <w:t>Lesson 5: Data Detective</w:t>
+      </w:r>
+    </w:p>
+    <w:p>
+      <w:pPr>
+        <w:pStyle w:val="ListBullet"/>
+      </w:pPr>
+      <w:r>
+        <w:rPr/>
+        <w:t>Lesson 6: Game Chat Red Flags</w:t>
+      </w:r>
+    </w:p>
+    <w:p>
+      <w:pPr>
+        <w:pStyle w:val="ListBullet"/>
+      </w:pPr>
+      <w:r>
+        <w:rPr/>
+        <w:t>Lesson 7: Upstander Moves</w:t>
+      </w:r>
+    </w:p>
+    <w:p>
+      <w:pPr>
+        <w:pStyle w:val="ListBullet"/>
+      </w:pPr>
+      <w:r>
+        <w:rPr/>
+        <w:t>Lesson 8: Real or Fake?</w:t>
+      </w:r>
+    </w:p>
+    <w:p>
+      <w:pPr>
+        <w:pStyle w:val="ListBullet"/>
+      </w:pPr>
+      <w:r>
+        <w:rPr/>
+        <w:t>Lesson 9: Family Code Word</w:t>
+      </w:r>
+    </w:p>
+    <w:p>
+      <w:pPr>
+        <w:pStyle w:val="ListBullet"/>
+      </w:pPr>
+      <w:r>
+        <w:rPr/>
+        <w:t>Lesson 10: Oops Recovery</w:t>
+      </w:r>
+    </w:p>
+    <w:p>
+      <w:pPr>
+        <w:pStyle w:val="ListBullet"/>
+      </w:pPr>
+      <w:r>
+        <w:rPr/>
+        <w:t>Part 7: Quick-reference pages (answer keys live in the separate 3-5_Teacher_Answer_Key; cards and wheels live in the Reproducibles)</w:t>
+      </w:r>
+    </w:p>
+    <w:p>
+      <w:r>
+        <w:rPr/>
+        <w:t>Companion files: 3-5_Student_Activity_Book (worksheets, comics, puzzles, certificate), 3-5_Teacher_Answer_Key (teacher-only; do not copy for students) and 3-5_Reproducibles (every card, wheel and slip to print and cut).</w:t>
       </w:r>
     </w:p>
     <w:p>
@@ -1134,206 +1306,6 @@
           <w:sz w:val="28"/>
         </w:rPr>
         <w:t>Chapter 3</w:t>
-      </w:r>
-    </w:p>
-    <w:p>
-      <w:pPr>
-        <w:pStyle w:val="Heading1"/>
-        <w:pBdr>
-          <w:bottom w:val="double" w:sz="6" w:space="4" w:color="2B2D42"/>
-        </w:pBdr>
-        <w:spacing w:before="0"/>
-      </w:pPr>
-      <w:r>
-        <w:rPr/>
-        <w:t>Contents</w:t>
-      </w:r>
-    </w:p>
-    <w:p>
-      <w:pPr>
-        <w:pStyle w:val="ListBullet"/>
-      </w:pPr>
-      <w:r>
-        <w:rPr/>
-        <w:t>Part 1: Welcome and how to use this guide</w:t>
-      </w:r>
-    </w:p>
-    <w:p>
-      <w:pPr>
-        <w:pStyle w:val="ListBullet"/>
-      </w:pPr>
-      <w:r>
-        <w:rPr/>
-        <w:t>Part 2: The Hackles up? - Pause - Check - Tell routine</w:t>
-      </w:r>
-    </w:p>
-    <w:p>
-      <w:pPr>
-        <w:pStyle w:val="ListBullet"/>
-      </w:pPr>
-      <w:r>
-        <w:rPr/>
-        <w:t>Part 3: Meet the Hands-On Hackers (recurring characters)</w:t>
-      </w:r>
-    </w:p>
-    <w:p>
-      <w:pPr>
-        <w:pStyle w:val="ListBullet"/>
-      </w:pPr>
-      <w:r>
-        <w:rPr/>
-        <w:t>Part 4: Pacing guide and materials list</w:t>
-      </w:r>
-    </w:p>
-    <w:p>
-      <w:pPr>
-        <w:pStyle w:val="ListBullet"/>
-      </w:pPr>
-      <w:r>
-        <w:rPr/>
-        <w:t>Part 5: Before you teach: disclosures and mandatory reporting (read this first)</w:t>
-      </w:r>
-    </w:p>
-    <w:p>
-      <w:pPr>
-        <w:pStyle w:val="ListBullet"/>
-      </w:pPr>
-      <w:r>
-        <w:rPr/>
-        <w:t>Part 6: The 10 lessons</w:t>
-      </w:r>
-    </w:p>
-    <w:p>
-      <w:pPr>
-        <w:pStyle w:val="ListBullet"/>
-      </w:pPr>
-      <w:r>
-        <w:rPr/>
-        <w:t>Lesson 1: The Help Ladder</w:t>
-      </w:r>
-    </w:p>
-    <w:p>
-      <w:pPr>
-        <w:pStyle w:val="ListBullet"/>
-      </w:pPr>
-      <w:r>
-        <w:rPr/>
-        <w:t>Lesson 2: Passphrase Lab</w:t>
-      </w:r>
-    </w:p>
-    <w:p>
-      <w:pPr>
-        <w:pStyle w:val="ListBullet"/>
-      </w:pPr>
-      <w:r>
-        <w:rPr/>
-        <w:t>Lesson 3: Scam Spotters</w:t>
-      </w:r>
-    </w:p>
-    <w:p>
-      <w:pPr>
-        <w:pStyle w:val="ListBullet"/>
-      </w:pPr>
-      <w:r>
-        <w:rPr/>
-        <w:t>Lesson 4: Secret Code Lab</w:t>
-      </w:r>
-    </w:p>
-    <w:p>
-      <w:pPr>
-        <w:pStyle w:val="ListBullet"/>
-      </w:pPr>
-      <w:r>
-        <w:rPr/>
-        <w:t>Lesson 5: Data Detective</w:t>
-      </w:r>
-    </w:p>
-    <w:p>
-      <w:pPr>
-        <w:pStyle w:val="ListBullet"/>
-      </w:pPr>
-      <w:r>
-        <w:rPr/>
-        <w:t>Lesson 6: Game Chat Red Flags</w:t>
-      </w:r>
-    </w:p>
-    <w:p>
-      <w:pPr>
-        <w:pStyle w:val="ListBullet"/>
-      </w:pPr>
-      <w:r>
-        <w:rPr/>
-        <w:t>Lesson 7: Upstander Moves</w:t>
-      </w:r>
-    </w:p>
-    <w:p>
-      <w:pPr>
-        <w:pStyle w:val="ListBullet"/>
-      </w:pPr>
-      <w:r>
-        <w:rPr/>
-        <w:t>Lesson 8: Real or Fake?</w:t>
-      </w:r>
-    </w:p>
-    <w:p>
-      <w:pPr>
-        <w:pStyle w:val="ListBullet"/>
-      </w:pPr>
-      <w:r>
-        <w:rPr/>
-        <w:t>Lesson 9: Family Code Word</w:t>
-      </w:r>
-    </w:p>
-    <w:p>
-      <w:pPr>
-        <w:pStyle w:val="ListBullet"/>
-      </w:pPr>
-      <w:r>
-        <w:rPr/>
-        <w:t>Lesson 10: Oops Recovery</w:t>
-      </w:r>
-    </w:p>
-    <w:p>
-      <w:pPr>
-        <w:pStyle w:val="ListBullet"/>
-      </w:pPr>
-      <w:r>
-        <w:rPr/>
-        <w:t>Part 7: Quick-reference pages (answer keys live in the separate 3-5_Teacher_Answer_Key; cards and wheels live in the Reproducibles)</w:t>
-      </w:r>
-    </w:p>
-    <w:p>
-      <w:r>
-        <w:rPr/>
-        <w:t>Companion files: 3-5_Student_Activity_Book (worksheets, comics, puzzles, certificate), 3-5_Teacher_Answer_Key (teacher-only; do not copy for students) and 3-5_Reproducibles (every card, wheel and slip to print and cut).</w:t>
-      </w:r>
-    </w:p>
-    <w:p>
-      <w:pPr>
-        <w:spacing w:before="0" w:after="0"/>
-      </w:pPr>
-      <w:r>
-        <w:rPr>
-          <w:sz w:val="4"/>
-        </w:rPr>
-      </w:r>
-      <w:r>
-        <w:br w:type="page"/>
-      </w:r>
-    </w:p>
-    <w:p>
-      <w:pPr>
-        <w:keepNext/>
-        <w:spacing w:before="360" w:after="40"/>
-      </w:pPr>
-      <w:r>
-        <w:rPr>
-          <w:rFonts w:ascii="Segoe Print" w:hAnsi="Segoe Print"/>
-          <w:b/>
-          <w:color w:val="A8400A"/>
-          <w:sz w:val="28"/>
-        </w:rPr>
-        <w:t>Chapter 4</w:t>
       </w:r>
     </w:p>
     <w:p>
@@ -2050,7 +2022,7 @@
           <w:color w:val="A8400A"/>
           <w:sz w:val="28"/>
         </w:rPr>
-        <w:t>Chapter 5</w:t>
+        <w:t>Chapter 4</w:t>
       </w:r>
     </w:p>
     <w:p>
@@ -2975,7 +2947,7 @@
           <w:color w:val="A8400A"/>
           <w:sz w:val="28"/>
         </w:rPr>
-        <w:t>Chapter 6</w:t>
+        <w:t>Chapter 5</w:t>
       </w:r>
     </w:p>
     <w:p>
@@ -3822,7 +3794,7 @@
           <w:color w:val="A8400A"/>
           <w:sz w:val="28"/>
         </w:rPr>
-        <w:t>Chapter 7</w:t>
+        <w:t>Chapter 6</w:t>
       </w:r>
     </w:p>
     <w:p>
@@ -6092,7 +6064,7 @@
           <w:color w:val="A8400A"/>
           <w:sz w:val="28"/>
         </w:rPr>
-        <w:t>Chapter 8</w:t>
+        <w:t>Chapter 7</w:t>
       </w:r>
     </w:p>
     <w:p>
@@ -6574,7 +6546,7 @@
           <w:color w:val="A8400A"/>
           <w:sz w:val="28"/>
         </w:rPr>
-        <w:t>Chapter 9</w:t>
+        <w:t>Chapter 8</w:t>
       </w:r>
     </w:p>
     <w:p>
@@ -25665,7 +25637,7 @@
           <w:color w:val="A8400A"/>
           <w:sz w:val="28"/>
         </w:rPr>
-        <w:t>Chapter 10</w:t>
+        <w:t>Chapter 9</w:t>
       </w:r>
     </w:p>
     <w:p>
@@ -26798,7 +26770,7 @@
         <w:color w:val="5A5C70"/>
         <w:sz w:val="14"/>
       </w:rPr>
-      <w:t>Hackles · © 2026 Competence Collective · competencecollective.org · Text CC BY-NC 4.0 · Name, logos and art: all rights reserved</w:t>
+      <w:t>Hackles · quillsup.org · © 2026 Competence Collective · Text CC BY-NC 4.0 · Name, logos and art: all rights reserved</w:t>
     </w:r>
     <w:r>
       <w:tab/>
@@ -26878,7 +26850,7 @@
         <w:color w:val="2F6F73"/>
         <w:sz w:val="15"/>
       </w:rPr>
-      <w:t>[LOGO: HACKLES]</w:t>
+      <w:t>GRADES 3-5 · TEACHER GUIDE</w:t>
     </w:r>
     <w:r>
       <w:rPr>
